--- a/doc/LINK_mercadopago documentation.docx
+++ b/doc/LINK_mercadopago documentation.docx
@@ -829,7 +829,7 @@
           <mc:Choice Requires="wpg">
             <w:drawing>
               <wp:inline distB="0" distT="0" distL="0" distR="0">
-                <wp:extent cx="5737099" cy="1405583"/>
+                <wp:extent cx="5746624" cy="1415108"/>
                 <wp:effectExtent b="0" l="0" r="0" t="0"/>
                 <wp:docPr descr="Retângulo" id="2" name=""/>
                 <a:graphic>
@@ -876,14 +876,14 @@
           <mc:Fallback>
             <w:drawing>
               <wp:inline distB="0" distT="0" distL="0" distR="0">
-                <wp:extent cx="5737099" cy="1405583"/>
+                <wp:extent cx="5746624" cy="1415108"/>
                 <wp:effectExtent b="0" l="0" r="0" t="0"/>
-                <wp:docPr descr="Retângulo" id="2" name="image11.png"/>
+                <wp:docPr descr="Retângulo" id="2" name="image15.png"/>
                 <a:graphic>
                   <a:graphicData uri="http://schemas.openxmlformats.org/drawingml/2006/picture">
                     <pic:pic>
                       <pic:nvPicPr>
-                        <pic:cNvPr descr="Retângulo" id="0" name="image11.png"/>
+                        <pic:cNvPr descr="Retângulo" id="0" name="image15.png"/>
                         <pic:cNvPicPr preferRelativeResize="0"/>
                       </pic:nvPicPr>
                       <pic:blipFill>
@@ -896,7 +896,7 @@
                       <pic:spPr>
                         <a:xfrm>
                           <a:off x="0" y="0"/>
-                          <a:ext cx="5737099" cy="1405583"/>
+                          <a:ext cx="5746624" cy="1415108"/>
                         </a:xfrm>
                         <a:prstGeom prst="rect"/>
                         <a:ln/>
@@ -1292,7 +1292,7 @@
         <w:widowControl w:val="1"/>
         <w:numPr>
           <w:ilvl w:val="0"/>
-          <w:numId w:val="6"/>
+          <w:numId w:val="15"/>
         </w:numPr>
         <w:pBdr>
           <w:top w:space="0" w:sz="0" w:val="nil"/>
@@ -1330,6 +1330,11 @@
           <w:rtl w:val="0"/>
         </w:rPr>
         <w:t xml:space="preserve">Summary</w:t>
+      </w:r>
+      <w:r>
+        <w:rPr>
+          <w:rtl w:val="0"/>
+        </w:rPr>
       </w:r>
     </w:p>
     <w:p>
@@ -2012,7 +2017,7 @@
         <w:widowControl w:val="1"/>
         <w:numPr>
           <w:ilvl w:val="0"/>
-          <w:numId w:val="16"/>
+          <w:numId w:val="8"/>
         </w:numPr>
         <w:pBdr>
           <w:top w:space="0" w:sz="0" w:val="nil"/>
@@ -2051,6 +2056,11 @@
         </w:rPr>
         <w:t xml:space="preserve">Component Overview</w:t>
       </w:r>
+      <w:r>
+        <w:rPr>
+          <w:rtl w:val="0"/>
+        </w:rPr>
+      </w:r>
     </w:p>
     <w:p>
       <w:pPr>
@@ -2283,7 +2293,7 @@
         <w:widowControl w:val="1"/>
         <w:numPr>
           <w:ilvl w:val="0"/>
-          <w:numId w:val="17"/>
+          <w:numId w:val="9"/>
         </w:numPr>
         <w:pBdr>
           <w:top w:space="0" w:sz="0" w:val="nil"/>
@@ -2321,6 +2331,11 @@
           <w:rtl w:val="0"/>
         </w:rPr>
         <w:t xml:space="preserve">PIX</w:t>
+      </w:r>
+      <w:r>
+        <w:rPr>
+          <w:rtl w:val="0"/>
+        </w:rPr>
       </w:r>
     </w:p>
     <w:p>
@@ -2331,7 +2346,7 @@
         <w:widowControl w:val="1"/>
         <w:numPr>
           <w:ilvl w:val="0"/>
-          <w:numId w:val="17"/>
+          <w:numId w:val="9"/>
         </w:numPr>
         <w:pBdr>
           <w:top w:space="0" w:sz="0" w:val="nil"/>
@@ -2369,6 +2384,11 @@
           <w:rtl w:val="0"/>
         </w:rPr>
         <w:t xml:space="preserve">Credit card / Saved Credit Card</w:t>
+      </w:r>
+      <w:r>
+        <w:rPr>
+          <w:rtl w:val="0"/>
+        </w:rPr>
       </w:r>
     </w:p>
     <w:p>
@@ -2379,7 +2399,7 @@
         <w:widowControl w:val="1"/>
         <w:numPr>
           <w:ilvl w:val="0"/>
-          <w:numId w:val="17"/>
+          <w:numId w:val="9"/>
         </w:numPr>
         <w:pBdr>
           <w:top w:space="0" w:sz="0" w:val="nil"/>
@@ -2417,6 +2437,11 @@
           <w:rtl w:val="0"/>
         </w:rPr>
         <w:t xml:space="preserve">Checkout Pro</w:t>
+      </w:r>
+      <w:r>
+        <w:rPr>
+          <w:rtl w:val="0"/>
+        </w:rPr>
       </w:r>
     </w:p>
     <w:p>
@@ -2427,7 +2452,7 @@
         <w:widowControl w:val="1"/>
         <w:numPr>
           <w:ilvl w:val="0"/>
-          <w:numId w:val="17"/>
+          <w:numId w:val="9"/>
         </w:numPr>
         <w:pBdr>
           <w:top w:space="0" w:sz="0" w:val="nil"/>
@@ -2465,6 +2490,11 @@
           <w:rtl w:val="0"/>
         </w:rPr>
         <w:t xml:space="preserve">Methods Off</w:t>
+      </w:r>
+      <w:r>
+        <w:rPr>
+          <w:rtl w:val="0"/>
+        </w:rPr>
       </w:r>
     </w:p>
     <w:p>
@@ -2475,7 +2505,7 @@
         <w:widowControl w:val="1"/>
         <w:numPr>
           <w:ilvl w:val="0"/>
-          <w:numId w:val="17"/>
+          <w:numId w:val="9"/>
         </w:numPr>
         <w:pBdr>
           <w:top w:space="0" w:sz="0" w:val="nil"/>
@@ -2513,6 +2543,11 @@
           <w:rtl w:val="0"/>
         </w:rPr>
         <w:t xml:space="preserve">Bank transfer FINTOC (MLC)</w:t>
+      </w:r>
+      <w:r>
+        <w:rPr>
+          <w:rtl w:val="0"/>
+        </w:rPr>
       </w:r>
     </w:p>
     <w:p>
@@ -5519,7 +5554,7 @@
         <w:widowControl w:val="1"/>
         <w:numPr>
           <w:ilvl w:val="0"/>
-          <w:numId w:val="18"/>
+          <w:numId w:val="10"/>
         </w:numPr>
         <w:pBdr>
           <w:top w:space="0" w:sz="0" w:val="nil"/>
@@ -5557,6 +5592,11 @@
           <w:rtl w:val="0"/>
         </w:rPr>
         <w:t xml:space="preserve">Implementation Guide</w:t>
+      </w:r>
+      <w:r>
+        <w:rPr>
+          <w:rtl w:val="0"/>
+        </w:rPr>
       </w:r>
     </w:p>
     <w:p>
@@ -6013,6 +6053,11 @@
         </w:rPr>
         <w:t xml:space="preserve">nodejs 14.20.00</w:t>
       </w:r>
+      <w:r>
+        <w:rPr>
+          <w:rtl w:val="0"/>
+        </w:rPr>
+      </w:r>
     </w:p>
     <w:p>
       <w:pPr>
@@ -6585,7 +6630,7 @@
           <mc:Choice Requires="wpg">
             <w:drawing>
               <wp:inline distB="0" distT="0" distL="0" distR="0">
-                <wp:extent cx="3800475" cy="1572208"/>
+                <wp:extent cx="3810000" cy="1581733"/>
                 <wp:effectExtent b="0" l="0" r="0" t="0"/>
                 <wp:docPr descr="Retângulo" id="1" name=""/>
                 <a:graphic>
@@ -6632,14 +6677,14 @@
           <mc:Fallback>
             <w:drawing>
               <wp:inline distB="0" distT="0" distL="0" distR="0">
-                <wp:extent cx="3800475" cy="1572208"/>
+                <wp:extent cx="3810000" cy="1581733"/>
                 <wp:effectExtent b="0" l="0" r="0" t="0"/>
-                <wp:docPr descr="Retângulo" id="1" name="image5.png"/>
+                <wp:docPr descr="Retângulo" id="1" name="image14.png"/>
                 <a:graphic>
                   <a:graphicData uri="http://schemas.openxmlformats.org/drawingml/2006/picture">
                     <pic:pic>
                       <pic:nvPicPr>
-                        <pic:cNvPr descr="Retângulo" id="0" name="image5.png"/>
+                        <pic:cNvPr descr="Retângulo" id="0" name="image14.png"/>
                         <pic:cNvPicPr preferRelativeResize="0"/>
                       </pic:nvPicPr>
                       <pic:blipFill>
@@ -6652,7 +6697,7 @@
                       <pic:spPr>
                         <a:xfrm>
                           <a:off x="0" y="0"/>
-                          <a:ext cx="3800475" cy="1572208"/>
+                          <a:ext cx="3810000" cy="1581733"/>
                         </a:xfrm>
                         <a:prstGeom prst="rect"/>
                         <a:ln/>
@@ -6685,12 +6730,12 @@
           <wp:inline distB="0" distT="0" distL="0" distR="0">
             <wp:extent cx="3743325" cy="1543050"/>
             <wp:effectExtent b="0" l="0" r="0" t="0"/>
-            <wp:docPr descr="image8.png" id="9" name="image10.png"/>
+            <wp:docPr descr="image8.png" id="9" name="image6.png"/>
             <a:graphic>
               <a:graphicData uri="http://schemas.openxmlformats.org/drawingml/2006/picture">
                 <pic:pic>
                   <pic:nvPicPr>
-                    <pic:cNvPr descr="image8.png" id="0" name="image10.png"/>
+                    <pic:cNvPr descr="image8.png" id="0" name="image6.png"/>
                     <pic:cNvPicPr preferRelativeResize="0"/>
                   </pic:nvPicPr>
                   <pic:blipFill>
@@ -7662,7 +7707,7 @@
         <w:widowControl w:val="1"/>
         <w:numPr>
           <w:ilvl w:val="0"/>
-          <w:numId w:val="2"/>
+          <w:numId w:val="11"/>
         </w:numPr>
         <w:pBdr>
           <w:top w:space="0" w:sz="0" w:val="nil"/>
@@ -7700,6 +7745,11 @@
           <w:rtl w:val="0"/>
         </w:rPr>
         <w:t xml:space="preserve">Go to the Salesforce configuration panel, at Administration &gt;  Sites &gt;  Manage Sites &gt; &lt;your site&gt; &gt; Settings. Add int_mercadopago to the list of cartridges as the first item (or, at least, before the app_storefront_base).</w:t>
+      </w:r>
+      <w:r>
+        <w:rPr>
+          <w:rtl w:val="0"/>
+        </w:rPr>
       </w:r>
     </w:p>
     <w:p>
@@ -7710,7 +7760,7 @@
         <w:widowControl w:val="1"/>
         <w:numPr>
           <w:ilvl w:val="0"/>
-          <w:numId w:val="2"/>
+          <w:numId w:val="11"/>
         </w:numPr>
         <w:pBdr>
           <w:top w:space="0" w:sz="0" w:val="nil"/>
@@ -7748,6 +7798,11 @@
           <w:rtl w:val="0"/>
         </w:rPr>
         <w:t xml:space="preserve">Compress the int_mercadopago/metadata folder to a zip file.</w:t>
+      </w:r>
+      <w:r>
+        <w:rPr>
+          <w:rtl w:val="0"/>
+        </w:rPr>
       </w:r>
     </w:p>
     <w:p>
@@ -7758,7 +7813,7 @@
         <w:widowControl w:val="1"/>
         <w:numPr>
           <w:ilvl w:val="0"/>
-          <w:numId w:val="2"/>
+          <w:numId w:val="11"/>
         </w:numPr>
         <w:pBdr>
           <w:top w:space="0" w:sz="0" w:val="nil"/>
@@ -7796,6 +7851,11 @@
           <w:rtl w:val="0"/>
         </w:rPr>
         <w:t xml:space="preserve">In Administration -&gt; Site Development -&gt; Site Import &amp; Export, upload this zip file using the Upload option</w:t>
+      </w:r>
+      <w:r>
+        <w:rPr>
+          <w:rtl w:val="0"/>
+        </w:rPr>
       </w:r>
     </w:p>
     <w:p>
@@ -7806,7 +7866,7 @@
         <w:widowControl w:val="1"/>
         <w:numPr>
           <w:ilvl w:val="0"/>
-          <w:numId w:val="2"/>
+          <w:numId w:val="11"/>
         </w:numPr>
         <w:pBdr>
           <w:top w:space="0" w:sz="0" w:val="nil"/>
@@ -7844,6 +7904,11 @@
           <w:rtl w:val="0"/>
         </w:rPr>
         <w:t xml:space="preserve">Select the uploaded zip and import it using the Import option.</w:t>
+      </w:r>
+      <w:r>
+        <w:rPr>
+          <w:rtl w:val="0"/>
+        </w:rPr>
       </w:r>
     </w:p>
     <w:p>
@@ -7854,7 +7919,7 @@
         <w:widowControl w:val="1"/>
         <w:numPr>
           <w:ilvl w:val="0"/>
-          <w:numId w:val="2"/>
+          <w:numId w:val="11"/>
         </w:numPr>
         <w:pBdr>
           <w:top w:space="0" w:sz="0" w:val="nil"/>
@@ -7892,6 +7957,11 @@
           <w:rtl w:val="0"/>
         </w:rPr>
         <w:t xml:space="preserve">Scroll to the end of this page and check the results at the Status section.</w:t>
+      </w:r>
+      <w:r>
+        <w:rPr>
+          <w:rtl w:val="0"/>
+        </w:rPr>
       </w:r>
     </w:p>
     <w:p>
@@ -9124,7 +9194,7 @@
         <w:widowControl w:val="1"/>
         <w:numPr>
           <w:ilvl w:val="0"/>
-          <w:numId w:val="3"/>
+          <w:numId w:val="12"/>
         </w:numPr>
         <w:pBdr>
           <w:top w:space="0" w:sz="0" w:val="nil"/>
@@ -9162,6 +9232,11 @@
           <w:rtl w:val="0"/>
         </w:rPr>
         <w:t xml:space="preserve">Testing</w:t>
+      </w:r>
+      <w:r>
+        <w:rPr>
+          <w:rtl w:val="0"/>
+        </w:rPr>
       </w:r>
     </w:p>
     <w:p>
@@ -13448,7 +13523,7 @@
         <w:widowControl w:val="1"/>
         <w:numPr>
           <w:ilvl w:val="0"/>
-          <w:numId w:val="4"/>
+          <w:numId w:val="13"/>
         </w:numPr>
         <w:pBdr>
           <w:top w:space="0" w:sz="0" w:val="nil"/>
@@ -13487,6 +13562,11 @@
         </w:rPr>
         <w:t xml:space="preserve">Operations, Maintenance</w:t>
       </w:r>
+      <w:r>
+        <w:rPr>
+          <w:rtl w:val="0"/>
+        </w:rPr>
+      </w:r>
     </w:p>
     <w:p>
       <w:pPr>
@@ -13719,7 +13799,7 @@
         <w:widowControl w:val="1"/>
         <w:numPr>
           <w:ilvl w:val="0"/>
-          <w:numId w:val="5"/>
+          <w:numId w:val="14"/>
         </w:numPr>
         <w:pBdr>
           <w:top w:space="0" w:sz="0" w:val="nil"/>
@@ -13757,6 +13837,11 @@
           <w:rtl w:val="0"/>
         </w:rPr>
         <w:t xml:space="preserve">paymentReport (string): last reported payment status by Mercado Pago</w:t>
+      </w:r>
+      <w:r>
+        <w:rPr>
+          <w:rtl w:val="0"/>
+        </w:rPr>
       </w:r>
     </w:p>
     <w:p>
@@ -13767,7 +13852,7 @@
         <w:widowControl w:val="1"/>
         <w:numPr>
           <w:ilvl w:val="0"/>
-          <w:numId w:val="5"/>
+          <w:numId w:val="14"/>
         </w:numPr>
         <w:pBdr>
           <w:top w:space="0" w:sz="0" w:val="nil"/>
@@ -13805,6 +13890,11 @@
           <w:rtl w:val="0"/>
         </w:rPr>
         <w:t xml:space="preserve">paymentStatus (string): user friendly message for paymentReport</w:t>
+      </w:r>
+      <w:r>
+        <w:rPr>
+          <w:rtl w:val="0"/>
+        </w:rPr>
       </w:r>
     </w:p>
     <w:p>
@@ -13946,7 +14036,7 @@
         <w:widowControl w:val="1"/>
         <w:numPr>
           <w:ilvl w:val="0"/>
-          <w:numId w:val="7"/>
+          <w:numId w:val="16"/>
         </w:numPr>
         <w:pBdr>
           <w:top w:space="0" w:sz="0" w:val="nil"/>
@@ -13984,6 +14074,11 @@
           <w:rtl w:val="0"/>
         </w:rPr>
         <w:t xml:space="preserve">payerEmail (string): email of the person who made the payment (not necessarily the customer)</w:t>
+      </w:r>
+      <w:r>
+        <w:rPr>
+          <w:rtl w:val="0"/>
+        </w:rPr>
       </w:r>
     </w:p>
     <w:p>
@@ -13994,7 +14089,7 @@
         <w:widowControl w:val="1"/>
         <w:numPr>
           <w:ilvl w:val="0"/>
-          <w:numId w:val="7"/>
+          <w:numId w:val="16"/>
         </w:numPr>
         <w:pBdr>
           <w:top w:space="0" w:sz="0" w:val="nil"/>
@@ -14032,6 +14127,11 @@
           <w:rtl w:val="0"/>
         </w:rPr>
         <w:t xml:space="preserve">payerFirstName (string): first name of the person who made the payment</w:t>
+      </w:r>
+      <w:r>
+        <w:rPr>
+          <w:rtl w:val="0"/>
+        </w:rPr>
       </w:r>
     </w:p>
     <w:p>
@@ -14042,7 +14142,7 @@
         <w:widowControl w:val="1"/>
         <w:numPr>
           <w:ilvl w:val="0"/>
-          <w:numId w:val="7"/>
+          <w:numId w:val="16"/>
         </w:numPr>
         <w:pBdr>
           <w:top w:space="0" w:sz="0" w:val="nil"/>
@@ -14080,6 +14180,11 @@
           <w:rtl w:val="0"/>
         </w:rPr>
         <w:t xml:space="preserve">payerLastName (string): last name of the person who made the payment</w:t>
+      </w:r>
+      <w:r>
+        <w:rPr>
+          <w:rtl w:val="0"/>
+        </w:rPr>
       </w:r>
     </w:p>
     <w:p>
@@ -14090,7 +14195,7 @@
         <w:widowControl w:val="1"/>
         <w:numPr>
           <w:ilvl w:val="0"/>
-          <w:numId w:val="7"/>
+          <w:numId w:val="16"/>
         </w:numPr>
         <w:pBdr>
           <w:top w:space="0" w:sz="0" w:val="nil"/>
@@ -14128,6 +14233,11 @@
           <w:rtl w:val="0"/>
         </w:rPr>
         <w:t xml:space="preserve">payerDocType (string): document type of the person who made the payment</w:t>
+      </w:r>
+      <w:r>
+        <w:rPr>
+          <w:rtl w:val="0"/>
+        </w:rPr>
       </w:r>
     </w:p>
     <w:p>
@@ -14138,7 +14248,7 @@
         <w:widowControl w:val="1"/>
         <w:numPr>
           <w:ilvl w:val="0"/>
-          <w:numId w:val="7"/>
+          <w:numId w:val="16"/>
         </w:numPr>
         <w:pBdr>
           <w:top w:space="0" w:sz="0" w:val="nil"/>
@@ -14176,6 +14286,11 @@
           <w:rtl w:val="0"/>
         </w:rPr>
         <w:t xml:space="preserve">payerDocNumber (string): document number of the person who made the payment</w:t>
+      </w:r>
+      <w:r>
+        <w:rPr>
+          <w:rtl w:val="0"/>
+        </w:rPr>
       </w:r>
     </w:p>
     <w:p>
@@ -14186,7 +14301,7 @@
         <w:widowControl w:val="1"/>
         <w:numPr>
           <w:ilvl w:val="0"/>
-          <w:numId w:val="7"/>
+          <w:numId w:val="16"/>
         </w:numPr>
         <w:pBdr>
           <w:top w:space="0" w:sz="0" w:val="nil"/>
@@ -14224,6 +14339,11 @@
           <w:rtl w:val="0"/>
         </w:rPr>
         <w:t xml:space="preserve">payerQrCode (string): generated QRCode for PIX payment</w:t>
+      </w:r>
+      <w:r>
+        <w:rPr>
+          <w:rtl w:val="0"/>
+        </w:rPr>
       </w:r>
     </w:p>
     <w:p>
@@ -14234,7 +14354,7 @@
         <w:widowControl w:val="1"/>
         <w:numPr>
           <w:ilvl w:val="0"/>
-          <w:numId w:val="7"/>
+          <w:numId w:val="16"/>
         </w:numPr>
         <w:pBdr>
           <w:top w:space="0" w:sz="0" w:val="nil"/>
@@ -14272,6 +14392,11 @@
           <w:rtl w:val="0"/>
         </w:rPr>
         <w:t xml:space="preserve">payerQrCodeBase64 (string): base64 encoded image of the generated QRCode for PIX payment</w:t>
+      </w:r>
+      <w:r>
+        <w:rPr>
+          <w:rtl w:val="0"/>
+        </w:rPr>
       </w:r>
     </w:p>
     <w:p>
@@ -14413,7 +14538,7 @@
         <w:widowControl w:val="1"/>
         <w:numPr>
           <w:ilvl w:val="0"/>
-          <w:numId w:val="8"/>
+          <w:numId w:val="17"/>
         </w:numPr>
         <w:pBdr>
           <w:top w:space="0" w:sz="0" w:val="nil"/>
@@ -14451,6 +14576,11 @@
           <w:rtl w:val="0"/>
         </w:rPr>
         <w:t xml:space="preserve">MercadopagoCredentials</w:t>
+      </w:r>
+      <w:r>
+        <w:rPr>
+          <w:rtl w:val="0"/>
+        </w:rPr>
       </w:r>
     </w:p>
     <w:p>
@@ -14461,7 +14591,7 @@
         <w:widowControl w:val="1"/>
         <w:numPr>
           <w:ilvl w:val="0"/>
-          <w:numId w:val="9"/>
+          <w:numId w:val="18"/>
         </w:numPr>
         <w:pBdr>
           <w:top w:space="0" w:sz="0" w:val="nil"/>
@@ -14499,6 +14629,11 @@
           <w:rtl w:val="0"/>
         </w:rPr>
         <w:t xml:space="preserve">mercadopagoPublicKey (string): Mercado Pago public key credential</w:t>
+      </w:r>
+      <w:r>
+        <w:rPr>
+          <w:rtl w:val="0"/>
+        </w:rPr>
       </w:r>
     </w:p>
     <w:p>
@@ -14509,7 +14644,7 @@
         <w:widowControl w:val="1"/>
         <w:numPr>
           <w:ilvl w:val="0"/>
-          <w:numId w:val="9"/>
+          <w:numId w:val="18"/>
         </w:numPr>
         <w:pBdr>
           <w:top w:space="0" w:sz="0" w:val="nil"/>
@@ -14547,6 +14682,11 @@
           <w:rtl w:val="0"/>
         </w:rPr>
         <w:t xml:space="preserve">mercadopagoAccessToken (string): Mercado Pago access token credential</w:t>
+      </w:r>
+      <w:r>
+        <w:rPr>
+          <w:rtl w:val="0"/>
+        </w:rPr>
       </w:r>
     </w:p>
     <w:p>
@@ -14557,7 +14697,7 @@
         <w:widowControl w:val="1"/>
         <w:numPr>
           <w:ilvl w:val="0"/>
-          <w:numId w:val="9"/>
+          <w:numId w:val="18"/>
         </w:numPr>
         <w:pBdr>
           <w:top w:space="0" w:sz="0" w:val="nil"/>
@@ -14595,6 +14735,11 @@
           <w:rtl w:val="0"/>
         </w:rPr>
         <w:t xml:space="preserve">MercadopagoPreferences</w:t>
+      </w:r>
+      <w:r>
+        <w:rPr>
+          <w:rtl w:val="0"/>
+        </w:rPr>
       </w:r>
     </w:p>
     <w:p>
@@ -14605,7 +14750,7 @@
         <w:widowControl w:val="1"/>
         <w:numPr>
           <w:ilvl w:val="0"/>
-          <w:numId w:val="9"/>
+          <w:numId w:val="18"/>
         </w:numPr>
         <w:pBdr>
           <w:top w:space="0" w:sz="0" w:val="nil"/>
@@ -14643,6 +14788,11 @@
           <w:rtl w:val="0"/>
         </w:rPr>
         <w:t xml:space="preserve">mercadopagoIntegratorId (string):  ID that identifies a Mercado Pago Partner.</w:t>
+      </w:r>
+      <w:r>
+        <w:rPr>
+          <w:rtl w:val="0"/>
+        </w:rPr>
       </w:r>
     </w:p>
     <w:p>
@@ -14653,7 +14803,7 @@
         <w:widowControl w:val="1"/>
         <w:numPr>
           <w:ilvl w:val="0"/>
-          <w:numId w:val="9"/>
+          <w:numId w:val="18"/>
         </w:numPr>
         <w:pBdr>
           <w:top w:space="0" w:sz="0" w:val="nil"/>
@@ -14691,6 +14841,11 @@
           <w:rtl w:val="0"/>
         </w:rPr>
         <w:t xml:space="preserve">MercadopagoPaymentsPreferences</w:t>
+      </w:r>
+      <w:r>
+        <w:rPr>
+          <w:rtl w:val="0"/>
+        </w:rPr>
       </w:r>
     </w:p>
     <w:p>
@@ -14701,7 +14856,7 @@
         <w:widowControl w:val="1"/>
         <w:numPr>
           <w:ilvl w:val="0"/>
-          <w:numId w:val="9"/>
+          <w:numId w:val="18"/>
         </w:numPr>
         <w:pBdr>
           <w:top w:space="0" w:sz="0" w:val="nil"/>
@@ -14739,6 +14894,11 @@
           <w:rtl w:val="0"/>
         </w:rPr>
         <w:t xml:space="preserve">mercadopagoMethodsOffExpirationTime (enum-of-string): Methods Off expiration time</w:t>
+      </w:r>
+      <w:r>
+        <w:rPr>
+          <w:rtl w:val="0"/>
+        </w:rPr>
       </w:r>
     </w:p>
     <w:p>
@@ -14749,7 +14909,7 @@
         <w:widowControl w:val="1"/>
         <w:numPr>
           <w:ilvl w:val="0"/>
-          <w:numId w:val="10"/>
+          <w:numId w:val="2"/>
         </w:numPr>
         <w:pBdr>
           <w:top w:space="0" w:sz="0" w:val="nil"/>
@@ -14787,6 +14947,11 @@
           <w:rtl w:val="0"/>
         </w:rPr>
         <w:t xml:space="preserve">24 hours</w:t>
+      </w:r>
+      <w:r>
+        <w:rPr>
+          <w:rtl w:val="0"/>
+        </w:rPr>
       </w:r>
     </w:p>
     <w:p>
@@ -14797,7 +14962,7 @@
         <w:widowControl w:val="1"/>
         <w:numPr>
           <w:ilvl w:val="0"/>
-          <w:numId w:val="10"/>
+          <w:numId w:val="2"/>
         </w:numPr>
         <w:pBdr>
           <w:top w:space="0" w:sz="0" w:val="nil"/>
@@ -14835,6 +15000,11 @@
           <w:rtl w:val="0"/>
         </w:rPr>
         <w:t xml:space="preserve">2 days</w:t>
+      </w:r>
+      <w:r>
+        <w:rPr>
+          <w:rtl w:val="0"/>
+        </w:rPr>
       </w:r>
     </w:p>
     <w:p>
@@ -14845,7 +15015,7 @@
         <w:widowControl w:val="1"/>
         <w:numPr>
           <w:ilvl w:val="0"/>
-          <w:numId w:val="10"/>
+          <w:numId w:val="2"/>
         </w:numPr>
         <w:pBdr>
           <w:top w:space="0" w:sz="0" w:val="nil"/>
@@ -14883,6 +15053,11 @@
           <w:rtl w:val="0"/>
         </w:rPr>
         <w:t xml:space="preserve">3 days</w:t>
+      </w:r>
+      <w:r>
+        <w:rPr>
+          <w:rtl w:val="0"/>
+        </w:rPr>
       </w:r>
     </w:p>
     <w:p>
@@ -14893,7 +15068,7 @@
         <w:widowControl w:val="1"/>
         <w:numPr>
           <w:ilvl w:val="0"/>
-          <w:numId w:val="10"/>
+          <w:numId w:val="2"/>
         </w:numPr>
         <w:pBdr>
           <w:top w:space="0" w:sz="0" w:val="nil"/>
@@ -14931,6 +15106,11 @@
           <w:rtl w:val="0"/>
         </w:rPr>
         <w:t xml:space="preserve">4 days</w:t>
+      </w:r>
+      <w:r>
+        <w:rPr>
+          <w:rtl w:val="0"/>
+        </w:rPr>
       </w:r>
     </w:p>
     <w:p>
@@ -14941,7 +15121,7 @@
         <w:widowControl w:val="1"/>
         <w:numPr>
           <w:ilvl w:val="0"/>
-          <w:numId w:val="10"/>
+          <w:numId w:val="2"/>
         </w:numPr>
         <w:pBdr>
           <w:top w:space="0" w:sz="0" w:val="nil"/>
@@ -14979,6 +15159,11 @@
           <w:rtl w:val="0"/>
         </w:rPr>
         <w:t xml:space="preserve">5 days</w:t>
+      </w:r>
+      <w:r>
+        <w:rPr>
+          <w:rtl w:val="0"/>
+        </w:rPr>
       </w:r>
     </w:p>
     <w:p>
@@ -14989,7 +15174,7 @@
         <w:widowControl w:val="1"/>
         <w:numPr>
           <w:ilvl w:val="0"/>
-          <w:numId w:val="10"/>
+          <w:numId w:val="2"/>
         </w:numPr>
         <w:pBdr>
           <w:top w:space="0" w:sz="0" w:val="nil"/>
@@ -15027,6 +15212,11 @@
           <w:rtl w:val="0"/>
         </w:rPr>
         <w:t xml:space="preserve">6 days</w:t>
+      </w:r>
+      <w:r>
+        <w:rPr>
+          <w:rtl w:val="0"/>
+        </w:rPr>
       </w:r>
     </w:p>
     <w:p>
@@ -15037,7 +15227,7 @@
         <w:widowControl w:val="1"/>
         <w:numPr>
           <w:ilvl w:val="0"/>
-          <w:numId w:val="10"/>
+          <w:numId w:val="2"/>
         </w:numPr>
         <w:pBdr>
           <w:top w:space="0" w:sz="0" w:val="nil"/>
@@ -15075,6 +15265,11 @@
           <w:rtl w:val="0"/>
         </w:rPr>
         <w:t xml:space="preserve">7 days</w:t>
+      </w:r>
+      <w:r>
+        <w:rPr>
+          <w:rtl w:val="0"/>
+        </w:rPr>
       </w:r>
     </w:p>
     <w:p>
@@ -15124,7 +15319,7 @@
         <w:widowControl w:val="1"/>
         <w:numPr>
           <w:ilvl w:val="0"/>
-          <w:numId w:val="11"/>
+          <w:numId w:val="3"/>
         </w:numPr>
         <w:pBdr>
           <w:top w:space="0" w:sz="0" w:val="nil"/>
@@ -15162,6 +15357,11 @@
           <w:rtl w:val="0"/>
         </w:rPr>
         <w:t xml:space="preserve">mercadopagoPixExpirationTime (enum-of-string): PIX expiration time</w:t>
+      </w:r>
+      <w:r>
+        <w:rPr>
+          <w:rtl w:val="0"/>
+        </w:rPr>
       </w:r>
     </w:p>
     <w:p>
@@ -15172,7 +15372,7 @@
         <w:widowControl w:val="1"/>
         <w:numPr>
           <w:ilvl w:val="0"/>
-          <w:numId w:val="12"/>
+          <w:numId w:val="4"/>
         </w:numPr>
         <w:pBdr>
           <w:top w:space="0" w:sz="0" w:val="nil"/>
@@ -15210,6 +15410,11 @@
           <w:rtl w:val="0"/>
         </w:rPr>
         <w:t xml:space="preserve">15 minutes</w:t>
+      </w:r>
+      <w:r>
+        <w:rPr>
+          <w:rtl w:val="0"/>
+        </w:rPr>
       </w:r>
     </w:p>
     <w:p>
@@ -15220,7 +15425,7 @@
         <w:widowControl w:val="1"/>
         <w:numPr>
           <w:ilvl w:val="0"/>
-          <w:numId w:val="12"/>
+          <w:numId w:val="4"/>
         </w:numPr>
         <w:pBdr>
           <w:top w:space="0" w:sz="0" w:val="nil"/>
@@ -15258,6 +15463,11 @@
           <w:rtl w:val="0"/>
         </w:rPr>
         <w:t xml:space="preserve">30 minutes</w:t>
+      </w:r>
+      <w:r>
+        <w:rPr>
+          <w:rtl w:val="0"/>
+        </w:rPr>
       </w:r>
     </w:p>
     <w:p>
@@ -15268,7 +15478,7 @@
         <w:widowControl w:val="1"/>
         <w:numPr>
           <w:ilvl w:val="0"/>
-          <w:numId w:val="12"/>
+          <w:numId w:val="4"/>
         </w:numPr>
         <w:pBdr>
           <w:top w:space="0" w:sz="0" w:val="nil"/>
@@ -15306,6 +15516,11 @@
           <w:rtl w:val="0"/>
         </w:rPr>
         <w:t xml:space="preserve">60 minutes</w:t>
+      </w:r>
+      <w:r>
+        <w:rPr>
+          <w:rtl w:val="0"/>
+        </w:rPr>
       </w:r>
     </w:p>
     <w:p>
@@ -15316,7 +15531,7 @@
         <w:widowControl w:val="1"/>
         <w:numPr>
           <w:ilvl w:val="0"/>
-          <w:numId w:val="12"/>
+          <w:numId w:val="4"/>
         </w:numPr>
         <w:pBdr>
           <w:top w:space="0" w:sz="0" w:val="nil"/>
@@ -15354,6 +15569,11 @@
           <w:rtl w:val="0"/>
         </w:rPr>
         <w:t xml:space="preserve">24 hours</w:t>
+      </w:r>
+      <w:r>
+        <w:rPr>
+          <w:rtl w:val="0"/>
+        </w:rPr>
       </w:r>
     </w:p>
     <w:p>
@@ -15364,7 +15584,7 @@
         <w:widowControl w:val="1"/>
         <w:numPr>
           <w:ilvl w:val="0"/>
-          <w:numId w:val="12"/>
+          <w:numId w:val="4"/>
         </w:numPr>
         <w:pBdr>
           <w:top w:space="0" w:sz="0" w:val="nil"/>
@@ -15402,6 +15622,11 @@
           <w:rtl w:val="0"/>
         </w:rPr>
         <w:t xml:space="preserve">2 days</w:t>
+      </w:r>
+      <w:r>
+        <w:rPr>
+          <w:rtl w:val="0"/>
+        </w:rPr>
       </w:r>
     </w:p>
     <w:p>
@@ -15412,7 +15637,7 @@
         <w:widowControl w:val="1"/>
         <w:numPr>
           <w:ilvl w:val="0"/>
-          <w:numId w:val="12"/>
+          <w:numId w:val="4"/>
         </w:numPr>
         <w:pBdr>
           <w:top w:space="0" w:sz="0" w:val="nil"/>
@@ -15450,6 +15675,11 @@
           <w:rtl w:val="0"/>
         </w:rPr>
         <w:t xml:space="preserve">3 days</w:t>
+      </w:r>
+      <w:r>
+        <w:rPr>
+          <w:rtl w:val="0"/>
+        </w:rPr>
       </w:r>
     </w:p>
     <w:p>
@@ -15460,7 +15690,7 @@
         <w:widowControl w:val="1"/>
         <w:numPr>
           <w:ilvl w:val="0"/>
-          <w:numId w:val="12"/>
+          <w:numId w:val="4"/>
         </w:numPr>
         <w:pBdr>
           <w:top w:space="0" w:sz="0" w:val="nil"/>
@@ -15498,6 +15728,11 @@
           <w:rtl w:val="0"/>
         </w:rPr>
         <w:t xml:space="preserve">4 days</w:t>
+      </w:r>
+      <w:r>
+        <w:rPr>
+          <w:rtl w:val="0"/>
+        </w:rPr>
       </w:r>
     </w:p>
     <w:p>
@@ -15508,7 +15743,7 @@
         <w:widowControl w:val="1"/>
         <w:numPr>
           <w:ilvl w:val="0"/>
-          <w:numId w:val="12"/>
+          <w:numId w:val="4"/>
         </w:numPr>
         <w:pBdr>
           <w:top w:space="0" w:sz="0" w:val="nil"/>
@@ -15546,6 +15781,11 @@
           <w:rtl w:val="0"/>
         </w:rPr>
         <w:t xml:space="preserve">5 days</w:t>
+      </w:r>
+      <w:r>
+        <w:rPr>
+          <w:rtl w:val="0"/>
+        </w:rPr>
       </w:r>
     </w:p>
     <w:p>
@@ -15556,7 +15796,7 @@
         <w:widowControl w:val="1"/>
         <w:numPr>
           <w:ilvl w:val="0"/>
-          <w:numId w:val="12"/>
+          <w:numId w:val="4"/>
         </w:numPr>
         <w:pBdr>
           <w:top w:space="0" w:sz="0" w:val="nil"/>
@@ -15594,6 +15834,11 @@
           <w:rtl w:val="0"/>
         </w:rPr>
         <w:t xml:space="preserve">6 days</w:t>
+      </w:r>
+      <w:r>
+        <w:rPr>
+          <w:rtl w:val="0"/>
+        </w:rPr>
       </w:r>
     </w:p>
     <w:p>
@@ -15604,7 +15849,7 @@
         <w:widowControl w:val="1"/>
         <w:numPr>
           <w:ilvl w:val="0"/>
-          <w:numId w:val="12"/>
+          <w:numId w:val="4"/>
         </w:numPr>
         <w:pBdr>
           <w:top w:space="0" w:sz="0" w:val="nil"/>
@@ -15642,6 +15887,11 @@
           <w:rtl w:val="0"/>
         </w:rPr>
         <w:t xml:space="preserve">7 days</w:t>
+      </w:r>
+      <w:r>
+        <w:rPr>
+          <w:rtl w:val="0"/>
+        </w:rPr>
       </w:r>
     </w:p>
     <w:p>
@@ -16957,7 +17207,7 @@
         <w:widowControl w:val="1"/>
         <w:numPr>
           <w:ilvl w:val="0"/>
-          <w:numId w:val="13"/>
+          <w:numId w:val="5"/>
         </w:numPr>
         <w:pBdr>
           <w:top w:space="0" w:sz="0" w:val="nil"/>
@@ -16995,6 +17245,11 @@
           <w:rtl w:val="0"/>
         </w:rPr>
         <w:t xml:space="preserve">User Guide</w:t>
+      </w:r>
+      <w:r>
+        <w:rPr>
+          <w:rtl w:val="0"/>
+        </w:rPr>
       </w:r>
     </w:p>
     <w:p>
@@ -17496,12 +17751,12 @@
           <wp:inline distB="0" distT="0" distL="0" distR="0">
             <wp:extent cx="5731200" cy="7670800"/>
             <wp:effectExtent b="0" l="0" r="0" t="0"/>
-            <wp:docPr descr="image10.png" id="8" name="image2.png"/>
+            <wp:docPr descr="image10.png" id="8" name="image10.png"/>
             <a:graphic>
               <a:graphicData uri="http://schemas.openxmlformats.org/drawingml/2006/picture">
                 <pic:pic>
                   <pic:nvPicPr>
-                    <pic:cNvPr descr="image10.png" id="0" name="image2.png"/>
+                    <pic:cNvPr descr="image10.png" id="0" name="image10.png"/>
                     <pic:cNvPicPr preferRelativeResize="0"/>
                   </pic:nvPicPr>
                   <pic:blipFill>
@@ -17623,7 +17878,7 @@
           <mc:Choice Requires="wpg">
             <w:drawing>
               <wp:inline distB="0" distT="0" distL="0" distR="0">
-                <wp:extent cx="5334000" cy="2787095"/>
+                <wp:extent cx="5343525" cy="2796620"/>
                 <wp:effectExtent b="0" l="0" r="0" t="0"/>
                 <wp:docPr descr="Retângulo" id="4" name=""/>
                 <a:graphic>
@@ -17670,14 +17925,14 @@
           <mc:Fallback>
             <w:drawing>
               <wp:inline distB="0" distT="0" distL="0" distR="0">
-                <wp:extent cx="5334000" cy="2787095"/>
+                <wp:extent cx="5343525" cy="2796620"/>
                 <wp:effectExtent b="0" l="0" r="0" t="0"/>
-                <wp:docPr descr="Retângulo" id="4" name="image14.png"/>
+                <wp:docPr descr="Retângulo" id="4" name="image17.png"/>
                 <a:graphic>
                   <a:graphicData uri="http://schemas.openxmlformats.org/drawingml/2006/picture">
                     <pic:pic>
                       <pic:nvPicPr>
-                        <pic:cNvPr descr="Retângulo" id="0" name="image14.png"/>
+                        <pic:cNvPr descr="Retângulo" id="0" name="image17.png"/>
                         <pic:cNvPicPr preferRelativeResize="0"/>
                       </pic:nvPicPr>
                       <pic:blipFill>
@@ -17690,7 +17945,7 @@
                       <pic:spPr>
                         <a:xfrm>
                           <a:off x="0" y="0"/>
-                          <a:ext cx="5334000" cy="2787095"/>
+                          <a:ext cx="5343525" cy="2796620"/>
                         </a:xfrm>
                         <a:prstGeom prst="rect"/>
                         <a:ln/>
@@ -17723,12 +17978,12 @@
           <wp:inline distB="0" distT="0" distL="0" distR="0">
             <wp:extent cx="5276850" cy="2752725"/>
             <wp:effectExtent b="0" l="0" r="0" t="0"/>
-            <wp:docPr descr="image5.png" id="11" name="image13.png"/>
+            <wp:docPr descr="image5.png" id="11" name="image5.png"/>
             <a:graphic>
               <a:graphicData uri="http://schemas.openxmlformats.org/drawingml/2006/picture">
                 <pic:pic>
                   <pic:nvPicPr>
-                    <pic:cNvPr descr="image5.png" id="0" name="image13.png"/>
+                    <pic:cNvPr descr="image5.png" id="0" name="image5.png"/>
                     <pic:cNvPicPr preferRelativeResize="0"/>
                   </pic:nvPicPr>
                   <pic:blipFill>
@@ -17889,12 +18144,12 @@
           <wp:inline distB="0" distT="0" distL="0" distR="0">
             <wp:extent cx="4076700" cy="566738"/>
             <wp:effectExtent b="0" l="0" r="0" t="0"/>
-            <wp:docPr descr="image4.png" id="10" name="image6.png"/>
+            <wp:docPr descr="image4.png" id="10" name="image13.png"/>
             <a:graphic>
               <a:graphicData uri="http://schemas.openxmlformats.org/drawingml/2006/picture">
                 <pic:pic>
                   <pic:nvPicPr>
-                    <pic:cNvPr descr="image4.png" id="0" name="image6.png"/>
+                    <pic:cNvPr descr="image4.png" id="0" name="image13.png"/>
                     <pic:cNvPicPr preferRelativeResize="0"/>
                   </pic:nvPicPr>
                   <pic:blipFill>
@@ -17938,12 +18193,12 @@
           <wp:inline distB="0" distT="0" distL="0" distR="0">
             <wp:extent cx="4124325" cy="2933701"/>
             <wp:effectExtent b="0" l="0" r="0" t="0"/>
-            <wp:docPr descr="image3.png" id="13" name="image4.png"/>
+            <wp:docPr descr="image3.png" id="13" name="image7.png"/>
             <a:graphic>
               <a:graphicData uri="http://schemas.openxmlformats.org/drawingml/2006/picture">
                 <pic:pic>
                   <pic:nvPicPr>
-                    <pic:cNvPr descr="image3.png" id="0" name="image4.png"/>
+                    <pic:cNvPr descr="image3.png" id="0" name="image7.png"/>
                     <pic:cNvPicPr preferRelativeResize="0"/>
                   </pic:nvPicPr>
                   <pic:blipFill>
@@ -18104,12 +18359,12 @@
           <wp:inline distB="0" distT="0" distL="0" distR="0">
             <wp:extent cx="3781425" cy="6334125"/>
             <wp:effectExtent b="0" l="0" r="0" t="0"/>
-            <wp:docPr descr="image11.png" id="12" name="image17.png"/>
+            <wp:docPr descr="image11.png" id="12" name="image11.png"/>
             <a:graphic>
               <a:graphicData uri="http://schemas.openxmlformats.org/drawingml/2006/picture">
                 <pic:pic>
                   <pic:nvPicPr>
-                    <pic:cNvPr descr="image11.png" id="0" name="image17.png"/>
+                    <pic:cNvPr descr="image11.png" id="0" name="image11.png"/>
                     <pic:cNvPicPr preferRelativeResize="0"/>
                   </pic:nvPicPr>
                   <pic:blipFill>
@@ -18153,7 +18408,7 @@
           <mc:Choice Requires="wpg">
             <w:drawing>
               <wp:inline distB="0" distT="0" distL="0" distR="0">
-                <wp:extent cx="4733925" cy="3050077"/>
+                <wp:extent cx="4743450" cy="3059602"/>
                 <wp:effectExtent b="0" l="0" r="0" t="0"/>
                 <wp:docPr descr="Retângulo" id="3" name=""/>
                 <a:graphic>
@@ -18200,14 +18455,14 @@
           <mc:Fallback>
             <w:drawing>
               <wp:inline distB="0" distT="0" distL="0" distR="0">
-                <wp:extent cx="4733925" cy="3050077"/>
+                <wp:extent cx="4743450" cy="3059602"/>
                 <wp:effectExtent b="0" l="0" r="0" t="0"/>
-                <wp:docPr descr="Retângulo" id="3" name="image12.png"/>
+                <wp:docPr descr="Retângulo" id="3" name="image16.png"/>
                 <a:graphic>
                   <a:graphicData uri="http://schemas.openxmlformats.org/drawingml/2006/picture">
                     <pic:pic>
                       <pic:nvPicPr>
-                        <pic:cNvPr descr="Retângulo" id="0" name="image12.png"/>
+                        <pic:cNvPr descr="Retângulo" id="0" name="image16.png"/>
                         <pic:cNvPicPr preferRelativeResize="0"/>
                       </pic:nvPicPr>
                       <pic:blipFill>
@@ -18220,7 +18475,7 @@
                       <pic:spPr>
                         <a:xfrm>
                           <a:off x="0" y="0"/>
-                          <a:ext cx="4733925" cy="3050077"/>
+                          <a:ext cx="4743450" cy="3059602"/>
                         </a:xfrm>
                         <a:prstGeom prst="rect"/>
                         <a:ln/>
@@ -18253,12 +18508,12 @@
           <wp:inline distB="0" distT="0" distL="0" distR="0">
             <wp:extent cx="5731200" cy="3810000"/>
             <wp:effectExtent b="0" l="0" r="0" t="0"/>
-            <wp:docPr descr="image12.png" id="15" name="image18.png"/>
+            <wp:docPr descr="image12.png" id="15" name="image8.png"/>
             <a:graphic>
               <a:graphicData uri="http://schemas.openxmlformats.org/drawingml/2006/picture">
                 <pic:pic>
                   <pic:nvPicPr>
-                    <pic:cNvPr descr="image12.png" id="0" name="image18.png"/>
+                    <pic:cNvPr descr="image12.png" id="0" name="image8.png"/>
                     <pic:cNvPicPr preferRelativeResize="0"/>
                   </pic:nvPicPr>
                   <pic:blipFill>
@@ -18380,7 +18635,7 @@
           <mc:Choice Requires="wpg">
             <w:drawing>
               <wp:inline distB="0" distT="0" distL="0" distR="0">
-                <wp:extent cx="4648200" cy="3608829"/>
+                <wp:extent cx="4657725" cy="3618354"/>
                 <wp:effectExtent b="0" l="0" r="0" t="0"/>
                 <wp:docPr descr="Retângulo" id="6" name=""/>
                 <a:graphic>
@@ -18427,14 +18682,14 @@
           <mc:Fallback>
             <w:drawing>
               <wp:inline distB="0" distT="0" distL="0" distR="0">
-                <wp:extent cx="4648200" cy="3608829"/>
+                <wp:extent cx="4657725" cy="3618354"/>
                 <wp:effectExtent b="0" l="0" r="0" t="0"/>
-                <wp:docPr descr="Retângulo" id="6" name="image16.png"/>
+                <wp:docPr descr="Retângulo" id="6" name="image19.png"/>
                 <a:graphic>
                   <a:graphicData uri="http://schemas.openxmlformats.org/drawingml/2006/picture">
                     <pic:pic>
                       <pic:nvPicPr>
-                        <pic:cNvPr descr="Retângulo" id="0" name="image16.png"/>
+                        <pic:cNvPr descr="Retângulo" id="0" name="image19.png"/>
                         <pic:cNvPicPr preferRelativeResize="0"/>
                       </pic:nvPicPr>
                       <pic:blipFill>
@@ -18447,7 +18702,7 @@
                       <pic:spPr>
                         <a:xfrm>
                           <a:off x="0" y="0"/>
-                          <a:ext cx="4648200" cy="3608829"/>
+                          <a:ext cx="4657725" cy="3618354"/>
                         </a:xfrm>
                         <a:prstGeom prst="rect"/>
                         <a:ln/>
@@ -18480,12 +18735,12 @@
           <wp:inline distB="0" distT="0" distL="0" distR="0">
             <wp:extent cx="5731200" cy="4343400"/>
             <wp:effectExtent b="0" l="0" r="0" t="0"/>
-            <wp:docPr descr="image2.png" id="14" name="image9.png"/>
+            <wp:docPr descr="image2.png" id="14" name="image2.png"/>
             <a:graphic>
               <a:graphicData uri="http://schemas.openxmlformats.org/drawingml/2006/picture">
                 <pic:pic>
                   <pic:nvPicPr>
-                    <pic:cNvPr descr="image2.png" id="0" name="image9.png"/>
+                    <pic:cNvPr descr="image2.png" id="0" name="image2.png"/>
                     <pic:cNvPicPr preferRelativeResize="0"/>
                   </pic:nvPicPr>
                   <pic:blipFill>
@@ -18646,12 +18901,12 @@
           <wp:inline distB="0" distT="0" distL="0" distR="0">
             <wp:extent cx="5731200" cy="4965700"/>
             <wp:effectExtent b="0" l="0" r="0" t="0"/>
-            <wp:docPr descr="image9.png" id="18" name="image8.png"/>
+            <wp:docPr descr="image9.png" id="18" name="image4.png"/>
             <a:graphic>
               <a:graphicData uri="http://schemas.openxmlformats.org/drawingml/2006/picture">
                 <pic:pic>
                   <pic:nvPicPr>
-                    <pic:cNvPr descr="image9.png" id="0" name="image8.png"/>
+                    <pic:cNvPr descr="image9.png" id="0" name="image4.png"/>
                     <pic:cNvPicPr preferRelativeResize="0"/>
                   </pic:nvPicPr>
                   <pic:blipFill>
@@ -18812,7 +19067,7 @@
           <mc:Choice Requires="wpg">
             <w:drawing>
               <wp:inline distB="0" distT="0" distL="0" distR="0">
-                <wp:extent cx="4505325" cy="2685826"/>
+                <wp:extent cx="4514850" cy="2695351"/>
                 <wp:effectExtent b="0" l="0" r="0" t="0"/>
                 <wp:docPr descr="Retângulo" id="5" name=""/>
                 <a:graphic>
@@ -18859,14 +19114,14 @@
           <mc:Fallback>
             <w:drawing>
               <wp:inline distB="0" distT="0" distL="0" distR="0">
-                <wp:extent cx="4505325" cy="2685826"/>
+                <wp:extent cx="4514850" cy="2695351"/>
                 <wp:effectExtent b="0" l="0" r="0" t="0"/>
-                <wp:docPr descr="Retângulo" id="5" name="image15.png"/>
+                <wp:docPr descr="Retângulo" id="5" name="image18.png"/>
                 <a:graphic>
                   <a:graphicData uri="http://schemas.openxmlformats.org/drawingml/2006/picture">
                     <pic:pic>
                       <pic:nvPicPr>
-                        <pic:cNvPr descr="Retângulo" id="0" name="image15.png"/>
+                        <pic:cNvPr descr="Retângulo" id="0" name="image18.png"/>
                         <pic:cNvPicPr preferRelativeResize="0"/>
                       </pic:nvPicPr>
                       <pic:blipFill>
@@ -18879,7 +19134,7 @@
                       <pic:spPr>
                         <a:xfrm>
                           <a:off x="0" y="0"/>
-                          <a:ext cx="4505325" cy="2685826"/>
+                          <a:ext cx="4514850" cy="2695351"/>
                         </a:xfrm>
                         <a:prstGeom prst="rect"/>
                         <a:ln/>
@@ -18912,12 +19167,12 @@
           <wp:inline distB="0" distT="0" distL="0" distR="0">
             <wp:extent cx="4448175" cy="2647950"/>
             <wp:effectExtent b="0" l="0" r="0" t="0"/>
-            <wp:docPr descr="image13.png" id="16" name="image3.png"/>
+            <wp:docPr descr="image13.png" id="16" name="image9.png"/>
             <a:graphic>
               <a:graphicData uri="http://schemas.openxmlformats.org/drawingml/2006/picture">
                 <pic:pic>
                   <pic:nvPicPr>
-                    <pic:cNvPr descr="image13.png" id="0" name="image3.png"/>
+                    <pic:cNvPr descr="image13.png" id="0" name="image9.png"/>
                     <pic:cNvPicPr preferRelativeResize="0"/>
                   </pic:nvPicPr>
                   <pic:blipFill>
@@ -19039,12 +19294,12 @@
           <wp:inline distB="0" distT="0" distL="0" distR="0">
             <wp:extent cx="3819525" cy="5191125"/>
             <wp:effectExtent b="0" l="0" r="0" t="0"/>
-            <wp:docPr descr="image7.png" id="17" name="image19.png"/>
+            <wp:docPr descr="image7.png" id="17" name="image3.png"/>
             <a:graphic>
               <a:graphicData uri="http://schemas.openxmlformats.org/drawingml/2006/picture">
                 <pic:pic>
                   <pic:nvPicPr>
-                    <pic:cNvPr descr="image7.png" id="0" name="image19.png"/>
+                    <pic:cNvPr descr="image7.png" id="0" name="image3.png"/>
                     <pic:cNvPicPr preferRelativeResize="0"/>
                   </pic:nvPicPr>
                   <pic:blipFill>
@@ -19166,12 +19421,12 @@
           <wp:inline distB="0" distT="0" distL="0" distR="0">
             <wp:extent cx="5731200" cy="4711700"/>
             <wp:effectExtent b="0" l="0" r="0" t="0"/>
-            <wp:docPr descr="image6.png" id="19" name="image7.png"/>
+            <wp:docPr descr="image6.png" id="19" name="image12.png"/>
             <a:graphic>
               <a:graphicData uri="http://schemas.openxmlformats.org/drawingml/2006/picture">
                 <pic:pic>
                   <pic:nvPicPr>
-                    <pic:cNvPr descr="image6.png" id="0" name="image7.png"/>
+                    <pic:cNvPr descr="image6.png" id="0" name="image12.png"/>
                     <pic:cNvPicPr preferRelativeResize="0"/>
                   </pic:nvPicPr>
                   <pic:blipFill>
@@ -19287,7 +19542,7 @@
         <w:widowControl w:val="1"/>
         <w:numPr>
           <w:ilvl w:val="0"/>
-          <w:numId w:val="14"/>
+          <w:numId w:val="6"/>
         </w:numPr>
         <w:pBdr>
           <w:top w:space="0" w:sz="0" w:val="nil"/>
@@ -19326,6 +19581,11 @@
         </w:rPr>
         <w:t xml:space="preserve">Known Issues</w:t>
       </w:r>
+      <w:r>
+        <w:rPr>
+          <w:rtl w:val="0"/>
+        </w:rPr>
+      </w:r>
     </w:p>
     <w:p>
       <w:pPr>
@@ -19505,7 +19765,7 @@
         <w:widowControl w:val="1"/>
         <w:numPr>
           <w:ilvl w:val="0"/>
-          <w:numId w:val="15"/>
+          <w:numId w:val="7"/>
         </w:numPr>
         <w:pBdr>
           <w:top w:space="0" w:sz="0" w:val="nil"/>
@@ -19543,6 +19803,11 @@
           <w:rtl w:val="0"/>
         </w:rPr>
         <w:t xml:space="preserve">Release History</w:t>
+      </w:r>
+      <w:r>
+        <w:rPr>
+          <w:rtl w:val="0"/>
+        </w:rPr>
       </w:r>
     </w:p>
     <w:p>
@@ -19640,7 +19905,6 @@
             <w:pPr>
               <w:keepNext w:val="0"/>
               <w:keepLines w:val="0"/>
-              <w:pageBreakBefore w:val="0"/>
               <w:widowControl w:val="1"/>
               <w:pBdr>
                 <w:top w:space="0" w:sz="0" w:val="nil"/>
@@ -19716,7 +19980,6 @@
             <w:pPr>
               <w:keepNext w:val="0"/>
               <w:keepLines w:val="0"/>
-              <w:pageBreakBefore w:val="0"/>
               <w:widowControl w:val="1"/>
               <w:pBdr>
                 <w:top w:space="0" w:sz="0" w:val="nil"/>
@@ -19792,7 +20055,6 @@
             <w:pPr>
               <w:keepNext w:val="0"/>
               <w:keepLines w:val="0"/>
-              <w:pageBreakBefore w:val="0"/>
               <w:widowControl w:val="1"/>
               <w:pBdr>
                 <w:top w:space="0" w:sz="0" w:val="nil"/>
@@ -19875,7 +20137,6 @@
             <w:pPr>
               <w:keepNext w:val="0"/>
               <w:keepLines w:val="0"/>
-              <w:pageBreakBefore w:val="0"/>
               <w:widowControl w:val="1"/>
               <w:pBdr>
                 <w:top w:space="0" w:sz="0" w:val="nil"/>
@@ -19951,7 +20212,6 @@
             <w:pPr>
               <w:keepNext w:val="0"/>
               <w:keepLines w:val="0"/>
-              <w:pageBreakBefore w:val="0"/>
               <w:widowControl w:val="1"/>
               <w:pBdr>
                 <w:top w:space="0" w:sz="0" w:val="nil"/>
@@ -20027,7 +20287,6 @@
             <w:pPr>
               <w:keepNext w:val="0"/>
               <w:keepLines w:val="0"/>
-              <w:pageBreakBefore w:val="0"/>
               <w:widowControl w:val="1"/>
               <w:pBdr>
                 <w:top w:space="0" w:sz="0" w:val="nil"/>
@@ -20110,7 +20369,6 @@
             <w:pPr>
               <w:keepNext w:val="0"/>
               <w:keepLines w:val="0"/>
-              <w:pageBreakBefore w:val="0"/>
               <w:widowControl w:val="1"/>
               <w:pBdr>
                 <w:top w:space="0" w:sz="0" w:val="nil"/>
@@ -20186,7 +20444,6 @@
             <w:pPr>
               <w:keepNext w:val="0"/>
               <w:keepLines w:val="0"/>
-              <w:pageBreakBefore w:val="0"/>
               <w:widowControl w:val="1"/>
               <w:pBdr>
                 <w:top w:space="0" w:sz="0" w:val="nil"/>
@@ -20262,7 +20519,6 @@
             <w:pPr>
               <w:keepNext w:val="0"/>
               <w:keepLines w:val="0"/>
-              <w:pageBreakBefore w:val="0"/>
               <w:widowControl w:val="1"/>
               <w:pBdr>
                 <w:top w:space="0" w:sz="0" w:val="nil"/>
@@ -20345,7 +20601,6 @@
             <w:pPr>
               <w:keepNext w:val="0"/>
               <w:keepLines w:val="0"/>
-              <w:pageBreakBefore w:val="0"/>
               <w:widowControl w:val="1"/>
               <w:pBdr>
                 <w:top w:space="0" w:sz="0" w:val="nil"/>
@@ -20421,7 +20676,6 @@
             <w:pPr>
               <w:keepNext w:val="0"/>
               <w:keepLines w:val="0"/>
-              <w:pageBreakBefore w:val="0"/>
               <w:widowControl w:val="1"/>
               <w:pBdr>
                 <w:top w:space="0" w:sz="0" w:val="nil"/>
@@ -20497,7 +20751,6 @@
             <w:pPr>
               <w:keepNext w:val="0"/>
               <w:keepLines w:val="0"/>
-              <w:pageBreakBefore w:val="0"/>
               <w:widowControl w:val="1"/>
               <w:pBdr>
                 <w:top w:space="0" w:sz="0" w:val="nil"/>
@@ -20550,7 +20803,6 @@
             <w:pPr>
               <w:keepNext w:val="0"/>
               <w:keepLines w:val="0"/>
-              <w:pageBreakBefore w:val="0"/>
               <w:widowControl w:val="1"/>
               <w:pBdr>
                 <w:top w:space="0" w:sz="0" w:val="nil"/>
@@ -20603,7 +20855,6 @@
             <w:pPr>
               <w:keepNext w:val="0"/>
               <w:keepLines w:val="0"/>
-              <w:pageBreakBefore w:val="0"/>
               <w:widowControl w:val="1"/>
               <w:pBdr>
                 <w:top w:space="0" w:sz="0" w:val="nil"/>
@@ -20656,7 +20907,6 @@
             <w:pPr>
               <w:keepNext w:val="0"/>
               <w:keepLines w:val="0"/>
-              <w:pageBreakBefore w:val="0"/>
               <w:widowControl w:val="1"/>
               <w:pBdr>
                 <w:top w:space="0" w:sz="0" w:val="nil"/>
@@ -20709,7 +20959,6 @@
             <w:pPr>
               <w:keepNext w:val="0"/>
               <w:keepLines w:val="0"/>
-              <w:pageBreakBefore w:val="0"/>
               <w:widowControl w:val="1"/>
               <w:pBdr>
                 <w:top w:space="0" w:sz="0" w:val="nil"/>
@@ -20762,7 +21011,6 @@
             <w:pPr>
               <w:keepNext w:val="0"/>
               <w:keepLines w:val="0"/>
-              <w:pageBreakBefore w:val="0"/>
               <w:widowControl w:val="1"/>
               <w:pBdr>
                 <w:top w:space="0" w:sz="0" w:val="nil"/>
@@ -20815,7 +21063,6 @@
             <w:pPr>
               <w:keepNext w:val="0"/>
               <w:keepLines w:val="0"/>
-              <w:pageBreakBefore w:val="0"/>
               <w:widowControl w:val="1"/>
               <w:pBdr>
                 <w:top w:space="0" w:sz="0" w:val="nil"/>
@@ -20898,7 +21145,6 @@
             <w:pPr>
               <w:keepNext w:val="0"/>
               <w:keepLines w:val="0"/>
-              <w:pageBreakBefore w:val="0"/>
               <w:widowControl w:val="1"/>
               <w:pBdr>
                 <w:top w:space="0" w:sz="0" w:val="nil"/>
@@ -20974,7 +21220,6 @@
             <w:pPr>
               <w:keepNext w:val="0"/>
               <w:keepLines w:val="0"/>
-              <w:pageBreakBefore w:val="0"/>
               <w:widowControl w:val="1"/>
               <w:pBdr>
                 <w:top w:space="0" w:sz="0" w:val="nil"/>
@@ -21050,7 +21295,6 @@
             <w:pPr>
               <w:keepNext w:val="0"/>
               <w:keepLines w:val="0"/>
-              <w:pageBreakBefore w:val="0"/>
               <w:widowControl w:val="1"/>
               <w:pBdr>
                 <w:top w:space="0" w:sz="0" w:val="nil"/>
@@ -21103,7 +21347,6 @@
             <w:pPr>
               <w:keepNext w:val="0"/>
               <w:keepLines w:val="0"/>
-              <w:pageBreakBefore w:val="0"/>
               <w:widowControl w:val="1"/>
               <w:pBdr>
                 <w:top w:space="0" w:sz="0" w:val="nil"/>
@@ -21156,7 +21399,6 @@
             <w:pPr>
               <w:keepNext w:val="0"/>
               <w:keepLines w:val="0"/>
-              <w:pageBreakBefore w:val="0"/>
               <w:widowControl w:val="1"/>
               <w:pBdr>
                 <w:top w:space="0" w:sz="0" w:val="nil"/>
@@ -21241,7 +21483,6 @@
             <w:pPr>
               <w:keepNext w:val="0"/>
               <w:keepLines w:val="0"/>
-              <w:pageBreakBefore w:val="0"/>
               <w:widowControl w:val="1"/>
               <w:pBdr>
                 <w:top w:space="0" w:sz="0" w:val="nil"/>
@@ -21317,7 +21558,6 @@
             <w:pPr>
               <w:keepNext w:val="0"/>
               <w:keepLines w:val="0"/>
-              <w:pageBreakBefore w:val="0"/>
               <w:widowControl w:val="1"/>
               <w:pBdr>
                 <w:top w:space="0" w:sz="0" w:val="nil"/>
@@ -21393,7 +21633,6 @@
             <w:pPr>
               <w:keepNext w:val="0"/>
               <w:keepLines w:val="0"/>
-              <w:pageBreakBefore w:val="0"/>
               <w:widowControl w:val="1"/>
               <w:pBdr>
                 <w:top w:space="0" w:sz="0" w:val="nil"/>
@@ -21476,7 +21715,6 @@
             <w:pPr>
               <w:keepNext w:val="0"/>
               <w:keepLines w:val="0"/>
-              <w:pageBreakBefore w:val="0"/>
               <w:widowControl w:val="1"/>
               <w:pBdr>
                 <w:top w:space="0" w:sz="0" w:val="nil"/>
@@ -21552,7 +21790,6 @@
             <w:pPr>
               <w:keepNext w:val="0"/>
               <w:keepLines w:val="0"/>
-              <w:pageBreakBefore w:val="0"/>
               <w:widowControl w:val="1"/>
               <w:pBdr>
                 <w:top w:space="0" w:sz="0" w:val="nil"/>
@@ -21628,7 +21865,6 @@
             <w:pPr>
               <w:keepNext w:val="0"/>
               <w:keepLines w:val="0"/>
-              <w:pageBreakBefore w:val="0"/>
               <w:widowControl w:val="1"/>
               <w:pBdr>
                 <w:top w:space="0" w:sz="0" w:val="nil"/>
@@ -21713,7 +21949,6 @@
             <w:pPr>
               <w:keepNext w:val="0"/>
               <w:keepLines w:val="0"/>
-              <w:pageBreakBefore w:val="0"/>
               <w:widowControl w:val="1"/>
               <w:pBdr>
                 <w:top w:space="0" w:sz="0" w:val="nil"/>
@@ -21789,7 +22024,6 @@
             <w:pPr>
               <w:keepNext w:val="0"/>
               <w:keepLines w:val="0"/>
-              <w:pageBreakBefore w:val="0"/>
               <w:widowControl w:val="1"/>
               <w:pBdr>
                 <w:top w:space="0" w:sz="0" w:val="nil"/>
@@ -21865,7 +22099,6 @@
             <w:pPr>
               <w:keepNext w:val="0"/>
               <w:keepLines w:val="0"/>
-              <w:pageBreakBefore w:val="0"/>
               <w:widowControl w:val="1"/>
               <w:pBdr>
                 <w:top w:space="0" w:sz="0" w:val="nil"/>
@@ -21948,7 +22181,6 @@
             <w:pPr>
               <w:keepNext w:val="0"/>
               <w:keepLines w:val="0"/>
-              <w:pageBreakBefore w:val="0"/>
               <w:widowControl w:val="1"/>
               <w:pBdr>
                 <w:top w:space="0" w:sz="0" w:val="nil"/>
@@ -22024,7 +22256,6 @@
             <w:pPr>
               <w:keepNext w:val="0"/>
               <w:keepLines w:val="0"/>
-              <w:pageBreakBefore w:val="0"/>
               <w:widowControl w:val="1"/>
               <w:pBdr>
                 <w:top w:space="0" w:sz="0" w:val="nil"/>
@@ -22100,7 +22331,6 @@
             <w:pPr>
               <w:keepNext w:val="0"/>
               <w:keepLines w:val="0"/>
-              <w:pageBreakBefore w:val="0"/>
               <w:widowControl w:val="1"/>
               <w:pBdr>
                 <w:top w:space="0" w:sz="0" w:val="nil"/>
@@ -22183,7 +22413,6 @@
             <w:pPr>
               <w:keepNext w:val="0"/>
               <w:keepLines w:val="0"/>
-              <w:pageBreakBefore w:val="0"/>
               <w:widowControl w:val="1"/>
               <w:pBdr>
                 <w:top w:space="0" w:sz="0" w:val="nil"/>
@@ -22259,7 +22488,6 @@
             <w:pPr>
               <w:keepNext w:val="0"/>
               <w:keepLines w:val="0"/>
-              <w:pageBreakBefore w:val="0"/>
               <w:widowControl w:val="1"/>
               <w:pBdr>
                 <w:top w:space="0" w:sz="0" w:val="nil"/>
@@ -22335,7 +22563,6 @@
             <w:pPr>
               <w:keepNext w:val="0"/>
               <w:keepLines w:val="0"/>
-              <w:pageBreakBefore w:val="0"/>
               <w:widowControl w:val="1"/>
               <w:pBdr>
                 <w:top w:space="0" w:sz="0" w:val="nil"/>
@@ -22388,7 +22615,6 @@
             <w:pPr>
               <w:keepNext w:val="0"/>
               <w:keepLines w:val="0"/>
-              <w:pageBreakBefore w:val="0"/>
               <w:widowControl w:val="1"/>
               <w:pBdr>
                 <w:top w:space="0" w:sz="0" w:val="nil"/>
@@ -22471,7 +22697,6 @@
             <w:pPr>
               <w:keepNext w:val="0"/>
               <w:keepLines w:val="0"/>
-              <w:pageBreakBefore w:val="0"/>
               <w:widowControl w:val="1"/>
               <w:pBdr>
                 <w:top w:space="0" w:sz="0" w:val="nil"/>
@@ -22547,7 +22772,6 @@
             <w:pPr>
               <w:keepNext w:val="0"/>
               <w:keepLines w:val="0"/>
-              <w:pageBreakBefore w:val="0"/>
               <w:widowControl w:val="1"/>
               <w:pBdr>
                 <w:top w:space="0" w:sz="0" w:val="nil"/>
@@ -22623,7 +22847,6 @@
             <w:pPr>
               <w:keepNext w:val="0"/>
               <w:keepLines w:val="0"/>
-              <w:pageBreakBefore w:val="0"/>
               <w:widowControl w:val="1"/>
               <w:pBdr>
                 <w:top w:space="0" w:sz="0" w:val="nil"/>
@@ -22706,7 +22929,6 @@
             <w:pPr>
               <w:keepNext w:val="0"/>
               <w:keepLines w:val="0"/>
-              <w:pageBreakBefore w:val="0"/>
               <w:widowControl w:val="1"/>
               <w:pBdr>
                 <w:top w:space="0" w:sz="0" w:val="nil"/>
@@ -22782,7 +23004,6 @@
             <w:pPr>
               <w:keepNext w:val="0"/>
               <w:keepLines w:val="0"/>
-              <w:pageBreakBefore w:val="0"/>
               <w:widowControl w:val="1"/>
               <w:pBdr>
                 <w:top w:space="0" w:sz="0" w:val="nil"/>
@@ -22858,7 +23079,6 @@
             <w:pPr>
               <w:keepNext w:val="0"/>
               <w:keepLines w:val="0"/>
-              <w:pageBreakBefore w:val="0"/>
               <w:widowControl w:val="1"/>
               <w:pBdr>
                 <w:top w:space="0" w:sz="0" w:val="nil"/>
@@ -22911,7 +23131,6 @@
             <w:pPr>
               <w:keepNext w:val="0"/>
               <w:keepLines w:val="0"/>
-              <w:pageBreakBefore w:val="0"/>
               <w:widowControl w:val="1"/>
               <w:pBdr>
                 <w:top w:space="0" w:sz="0" w:val="nil"/>
@@ -22994,7 +23213,6 @@
             <w:pPr>
               <w:keepNext w:val="0"/>
               <w:keepLines w:val="0"/>
-              <w:pageBreakBefore w:val="0"/>
               <w:widowControl w:val="1"/>
               <w:pBdr>
                 <w:top w:space="0" w:sz="0" w:val="nil"/>
@@ -23070,7 +23288,6 @@
             <w:pPr>
               <w:keepNext w:val="0"/>
               <w:keepLines w:val="0"/>
-              <w:pageBreakBefore w:val="0"/>
               <w:widowControl w:val="1"/>
               <w:pBdr>
                 <w:top w:space="0" w:sz="0" w:val="nil"/>
@@ -23146,7 +23363,6 @@
             <w:pPr>
               <w:keepNext w:val="0"/>
               <w:keepLines w:val="0"/>
-              <w:pageBreakBefore w:val="0"/>
               <w:widowControl w:val="1"/>
               <w:pBdr>
                 <w:top w:space="0" w:sz="0" w:val="nil"/>
@@ -23199,7 +23415,6 @@
             <w:pPr>
               <w:keepNext w:val="0"/>
               <w:keepLines w:val="0"/>
-              <w:pageBreakBefore w:val="0"/>
               <w:widowControl w:val="1"/>
               <w:pBdr>
                 <w:top w:space="0" w:sz="0" w:val="nil"/>
@@ -23252,7 +23467,6 @@
             <w:pPr>
               <w:keepNext w:val="0"/>
               <w:keepLines w:val="0"/>
-              <w:pageBreakBefore w:val="0"/>
               <w:widowControl w:val="1"/>
               <w:pBdr>
                 <w:top w:space="0" w:sz="0" w:val="nil"/>
@@ -23305,7 +23519,6 @@
             <w:pPr>
               <w:keepNext w:val="0"/>
               <w:keepLines w:val="0"/>
-              <w:pageBreakBefore w:val="0"/>
               <w:widowControl w:val="1"/>
               <w:pBdr>
                 <w:top w:space="0" w:sz="0" w:val="nil"/>
@@ -23358,7 +23571,6 @@
             <w:pPr>
               <w:keepNext w:val="0"/>
               <w:keepLines w:val="0"/>
-              <w:pageBreakBefore w:val="0"/>
               <w:widowControl w:val="1"/>
               <w:pBdr>
                 <w:top w:space="0" w:sz="0" w:val="nil"/>
@@ -23411,7 +23623,6 @@
             <w:pPr>
               <w:keepNext w:val="0"/>
               <w:keepLines w:val="0"/>
-              <w:pageBreakBefore w:val="0"/>
               <w:widowControl w:val="1"/>
               <w:pBdr>
                 <w:top w:space="0" w:sz="0" w:val="nil"/>
@@ -23464,7 +23675,6 @@
             <w:pPr>
               <w:keepNext w:val="0"/>
               <w:keepLines w:val="0"/>
-              <w:pageBreakBefore w:val="0"/>
               <w:widowControl w:val="1"/>
               <w:pBdr>
                 <w:top w:space="0" w:sz="0" w:val="nil"/>
@@ -23517,7 +23727,6 @@
             <w:pPr>
               <w:keepNext w:val="0"/>
               <w:keepLines w:val="0"/>
-              <w:pageBreakBefore w:val="0"/>
               <w:widowControl w:val="1"/>
               <w:pBdr>
                 <w:top w:space="0" w:sz="0" w:val="nil"/>
@@ -23570,7 +23779,6 @@
             <w:pPr>
               <w:keepNext w:val="0"/>
               <w:keepLines w:val="0"/>
-              <w:pageBreakBefore w:val="0"/>
               <w:widowControl w:val="1"/>
               <w:pBdr>
                 <w:top w:space="0" w:sz="0" w:val="nil"/>
@@ -23653,7 +23861,6 @@
             <w:pPr>
               <w:keepNext w:val="0"/>
               <w:keepLines w:val="0"/>
-              <w:pageBreakBefore w:val="0"/>
               <w:widowControl w:val="1"/>
               <w:pBdr>
                 <w:top w:space="0" w:sz="0" w:val="nil"/>
@@ -23729,7 +23936,6 @@
             <w:pPr>
               <w:keepNext w:val="0"/>
               <w:keepLines w:val="0"/>
-              <w:pageBreakBefore w:val="0"/>
               <w:widowControl w:val="1"/>
               <w:pBdr>
                 <w:top w:space="0" w:sz="0" w:val="nil"/>
@@ -23805,7 +24011,6 @@
             <w:pPr>
               <w:keepNext w:val="0"/>
               <w:keepLines w:val="0"/>
-              <w:pageBreakBefore w:val="0"/>
               <w:widowControl w:val="1"/>
               <w:pBdr>
                 <w:top w:space="0" w:sz="0" w:val="nil"/>
@@ -23888,7 +24093,6 @@
             <w:pPr>
               <w:keepNext w:val="0"/>
               <w:keepLines w:val="0"/>
-              <w:pageBreakBefore w:val="0"/>
               <w:widowControl w:val="1"/>
               <w:pBdr>
                 <w:top w:space="0" w:sz="0" w:val="nil"/>
@@ -23964,7 +24168,6 @@
             <w:pPr>
               <w:keepNext w:val="0"/>
               <w:keepLines w:val="0"/>
-              <w:pageBreakBefore w:val="0"/>
               <w:widowControl w:val="1"/>
               <w:pBdr>
                 <w:top w:space="0" w:sz="0" w:val="nil"/>
@@ -24040,7 +24243,6 @@
             <w:pPr>
               <w:keepNext w:val="0"/>
               <w:keepLines w:val="0"/>
-              <w:pageBreakBefore w:val="0"/>
               <w:widowControl w:val="1"/>
               <w:pBdr>
                 <w:top w:space="0" w:sz="0" w:val="nil"/>
@@ -24123,7 +24325,6 @@
             <w:pPr>
               <w:keepNext w:val="0"/>
               <w:keepLines w:val="0"/>
-              <w:pageBreakBefore w:val="0"/>
               <w:widowControl w:val="1"/>
               <w:pBdr>
                 <w:top w:space="0" w:sz="0" w:val="nil"/>
@@ -24199,7 +24400,6 @@
             <w:pPr>
               <w:keepNext w:val="0"/>
               <w:keepLines w:val="0"/>
-              <w:pageBreakBefore w:val="0"/>
               <w:widowControl w:val="1"/>
               <w:pBdr>
                 <w:top w:space="0" w:sz="0" w:val="nil"/>
@@ -24275,7 +24475,6 @@
             <w:pPr>
               <w:keepNext w:val="0"/>
               <w:keepLines w:val="0"/>
-              <w:pageBreakBefore w:val="0"/>
               <w:widowControl w:val="1"/>
               <w:pBdr>
                 <w:top w:space="0" w:sz="0" w:val="nil"/>
@@ -24358,7 +24557,6 @@
             <w:pPr>
               <w:keepNext w:val="0"/>
               <w:keepLines w:val="0"/>
-              <w:pageBreakBefore w:val="0"/>
               <w:widowControl w:val="1"/>
               <w:pBdr>
                 <w:top w:space="0" w:sz="0" w:val="nil"/>
@@ -24434,7 +24632,6 @@
             <w:pPr>
               <w:keepNext w:val="0"/>
               <w:keepLines w:val="0"/>
-              <w:pageBreakBefore w:val="0"/>
               <w:widowControl w:val="1"/>
               <w:pBdr>
                 <w:top w:space="0" w:sz="0" w:val="nil"/>
@@ -24510,7 +24707,6 @@
             <w:pPr>
               <w:keepNext w:val="0"/>
               <w:keepLines w:val="0"/>
-              <w:pageBreakBefore w:val="0"/>
               <w:widowControl w:val="1"/>
               <w:pBdr>
                 <w:top w:space="0" w:sz="0" w:val="nil"/>
@@ -24593,7 +24789,6 @@
             <w:pPr>
               <w:keepNext w:val="0"/>
               <w:keepLines w:val="0"/>
-              <w:pageBreakBefore w:val="0"/>
               <w:widowControl w:val="1"/>
               <w:pBdr>
                 <w:top w:space="0" w:sz="0" w:val="nil"/>
@@ -24669,7 +24864,6 @@
             <w:pPr>
               <w:keepNext w:val="0"/>
               <w:keepLines w:val="0"/>
-              <w:pageBreakBefore w:val="0"/>
               <w:widowControl w:val="1"/>
               <w:pBdr>
                 <w:top w:space="0" w:sz="0" w:val="nil"/>
@@ -24745,7 +24939,6 @@
             <w:pPr>
               <w:keepNext w:val="0"/>
               <w:keepLines w:val="0"/>
-              <w:pageBreakBefore w:val="0"/>
               <w:widowControl w:val="1"/>
               <w:pBdr>
                 <w:top w:space="0" w:sz="0" w:val="nil"/>
@@ -24828,7 +25021,6 @@
             <w:pPr>
               <w:keepNext w:val="0"/>
               <w:keepLines w:val="0"/>
-              <w:pageBreakBefore w:val="0"/>
               <w:widowControl w:val="1"/>
               <w:pBdr>
                 <w:top w:space="0" w:sz="0" w:val="nil"/>
@@ -24904,7 +25096,6 @@
             <w:pPr>
               <w:keepNext w:val="0"/>
               <w:keepLines w:val="0"/>
-              <w:pageBreakBefore w:val="0"/>
               <w:widowControl w:val="1"/>
               <w:pBdr>
                 <w:top w:space="0" w:sz="0" w:val="nil"/>
@@ -24980,7 +25171,6 @@
             <w:pPr>
               <w:keepNext w:val="0"/>
               <w:keepLines w:val="0"/>
-              <w:pageBreakBefore w:val="0"/>
               <w:widowControl w:val="1"/>
               <w:pBdr>
                 <w:top w:space="0" w:sz="0" w:val="nil"/>
@@ -25063,7 +25253,6 @@
             <w:pPr>
               <w:keepNext w:val="0"/>
               <w:keepLines w:val="0"/>
-              <w:pageBreakBefore w:val="0"/>
               <w:widowControl w:val="1"/>
               <w:pBdr>
                 <w:top w:space="0" w:sz="0" w:val="nil"/>
@@ -25139,7 +25328,6 @@
             <w:pPr>
               <w:keepNext w:val="0"/>
               <w:keepLines w:val="0"/>
-              <w:pageBreakBefore w:val="0"/>
               <w:widowControl w:val="1"/>
               <w:pBdr>
                 <w:top w:space="0" w:sz="0" w:val="nil"/>
@@ -25215,7 +25403,6 @@
             <w:pPr>
               <w:keepNext w:val="0"/>
               <w:keepLines w:val="0"/>
-              <w:pageBreakBefore w:val="0"/>
               <w:widowControl w:val="1"/>
               <w:pBdr>
                 <w:top w:space="0" w:sz="0" w:val="nil"/>
@@ -25273,7 +25460,6 @@
             <w:pPr>
               <w:keepNext w:val="0"/>
               <w:keepLines w:val="0"/>
-              <w:pageBreakBefore w:val="0"/>
               <w:widowControl w:val="1"/>
               <w:pBdr>
                 <w:top w:space="0" w:sz="0" w:val="nil"/>
@@ -25456,6 +25642,124 @@
           </w:p>
         </w:tc>
       </w:tr>
+      <w:tr>
+        <w:trPr>
+          <w:cantSplit w:val="0"/>
+          <w:trHeight w:val="1066" w:hRule="atLeast"/>
+          <w:tblHeader w:val="0"/>
+        </w:trPr>
+        <w:tc>
+          <w:tcPr>
+            <w:tcBorders>
+              <w:top w:color="000000" w:space="0" w:sz="4" w:val="single"/>
+              <w:left w:color="000000" w:space="0" w:sz="4" w:val="single"/>
+              <w:bottom w:color="000000" w:space="0" w:sz="4" w:val="single"/>
+              <w:right w:color="000000" w:space="0" w:sz="4" w:val="single"/>
+            </w:tcBorders>
+            <w:shd w:fill="auto" w:val="clear"/>
+            <w:tcMar>
+              <w:top w:w="80.0" w:type="dxa"/>
+              <w:left w:w="80.0" w:type="dxa"/>
+              <w:bottom w:w="80.0" w:type="dxa"/>
+              <w:right w:w="80.0" w:type="dxa"/>
+            </w:tcMar>
+            <w:vAlign w:val="top"/>
+          </w:tcPr>
+          <w:p>
+            <w:pPr>
+              <w:spacing w:after="160" w:line="278.00000000000006" w:lineRule="auto"/>
+              <w:rPr>
+                <w:rFonts w:ascii="Calibri" w:cs="Calibri" w:eastAsia="Calibri" w:hAnsi="Calibri"/>
+                <w:sz w:val="20"/>
+                <w:szCs w:val="20"/>
+              </w:rPr>
+            </w:pPr>
+            <w:r>
+              <w:rPr>
+                <w:rFonts w:ascii="Calibri" w:cs="Calibri" w:eastAsia="Calibri" w:hAnsi="Calibri"/>
+                <w:sz w:val="20"/>
+                <w:szCs w:val="20"/>
+                <w:rtl w:val="0"/>
+              </w:rPr>
+              <w:t xml:space="preserve">26.7.3</w:t>
+            </w:r>
+          </w:p>
+        </w:tc>
+        <w:tc>
+          <w:tcPr>
+            <w:tcBorders>
+              <w:top w:color="000000" w:space="0" w:sz="4" w:val="single"/>
+              <w:left w:color="000000" w:space="0" w:sz="4" w:val="single"/>
+              <w:bottom w:color="000000" w:space="0" w:sz="4" w:val="single"/>
+              <w:right w:color="000000" w:space="0" w:sz="4" w:val="single"/>
+            </w:tcBorders>
+            <w:shd w:fill="auto" w:val="clear"/>
+            <w:tcMar>
+              <w:top w:w="80.0" w:type="dxa"/>
+              <w:left w:w="80.0" w:type="dxa"/>
+              <w:bottom w:w="80.0" w:type="dxa"/>
+              <w:right w:w="80.0" w:type="dxa"/>
+            </w:tcMar>
+            <w:vAlign w:val="top"/>
+          </w:tcPr>
+          <w:p>
+            <w:pPr>
+              <w:spacing w:after="160" w:line="278.00000000000006" w:lineRule="auto"/>
+              <w:rPr>
+                <w:rFonts w:ascii="Calibri" w:cs="Calibri" w:eastAsia="Calibri" w:hAnsi="Calibri"/>
+                <w:sz w:val="20"/>
+                <w:szCs w:val="20"/>
+              </w:rPr>
+            </w:pPr>
+            <w:r>
+              <w:rPr>
+                <w:rFonts w:ascii="Calibri" w:cs="Calibri" w:eastAsia="Calibri" w:hAnsi="Calibri"/>
+                <w:sz w:val="20"/>
+                <w:szCs w:val="20"/>
+                <w:rtl w:val="0"/>
+              </w:rPr>
+              <w:t xml:space="preserve">2026-04-27</w:t>
+            </w:r>
+          </w:p>
+        </w:tc>
+        <w:tc>
+          <w:tcPr>
+            <w:tcBorders>
+              <w:top w:color="000000" w:space="0" w:sz="4" w:val="single"/>
+              <w:left w:color="000000" w:space="0" w:sz="4" w:val="single"/>
+              <w:bottom w:color="000000" w:space="0" w:sz="4" w:val="single"/>
+              <w:right w:color="000000" w:space="0" w:sz="4" w:val="single"/>
+            </w:tcBorders>
+            <w:shd w:fill="auto" w:val="clear"/>
+            <w:tcMar>
+              <w:top w:w="80.0" w:type="dxa"/>
+              <w:left w:w="80.0" w:type="dxa"/>
+              <w:bottom w:w="80.0" w:type="dxa"/>
+              <w:right w:w="80.0" w:type="dxa"/>
+            </w:tcMar>
+            <w:vAlign w:val="top"/>
+          </w:tcPr>
+          <w:p>
+            <w:pPr>
+              <w:spacing w:after="160" w:lineRule="auto"/>
+              <w:rPr>
+                <w:rFonts w:ascii="Calibri" w:cs="Calibri" w:eastAsia="Calibri" w:hAnsi="Calibri"/>
+                <w:sz w:val="20"/>
+                <w:szCs w:val="20"/>
+              </w:rPr>
+            </w:pPr>
+            <w:r>
+              <w:rPr>
+                <w:rFonts w:ascii="Calibri" w:cs="Calibri" w:eastAsia="Calibri" w:hAnsi="Calibri"/>
+                <w:sz w:val="20"/>
+                <w:szCs w:val="20"/>
+                <w:rtl w:val="0"/>
+              </w:rPr>
+              <w:t xml:space="preserve">Updated GET notification endpoint from Bifrost SalesForce to Asgard Notification</w:t>
+            </w:r>
+          </w:p>
+        </w:tc>
+      </w:tr>
     </w:tbl>
     <w:p>
       <w:pPr>
@@ -25513,7 +25817,6 @@
     <w:pPr>
       <w:keepNext w:val="0"/>
       <w:keepLines w:val="0"/>
-      <w:pageBreakBefore w:val="0"/>
       <w:widowControl w:val="1"/>
       <w:pBdr>
         <w:top w:space="0" w:sz="0" w:val="nil"/>
@@ -25560,7 +25863,6 @@
     <w:pPr>
       <w:keepNext w:val="0"/>
       <w:keepLines w:val="0"/>
-      <w:pageBreakBefore w:val="0"/>
       <w:widowControl w:val="1"/>
       <w:pBdr>
         <w:top w:space="0" w:sz="0" w:val="nil"/>
@@ -25792,7 +26094,7 @@
       <w:lvlText w:val="•"/>
       <w:lvlJc w:val="left"/>
       <w:pPr>
-        <w:ind w:left="720" w:hanging="360"/>
+        <w:ind w:left="2160" w:hanging="360"/>
       </w:pPr>
       <w:rPr>
         <w:rFonts w:ascii="Calibri" w:cs="Calibri" w:eastAsia="Calibri" w:hAnsi="Calibri"/>
@@ -25974,7 +26276,7 @@
       <w:lvlText w:val="•"/>
       <w:lvlJc w:val="left"/>
       <w:pPr>
-        <w:ind w:left="360" w:hanging="360"/>
+        <w:ind w:left="1440" w:hanging="360"/>
       </w:pPr>
       <w:rPr>
         <w:rFonts w:ascii="Calibri" w:cs="Calibri" w:eastAsia="Calibri" w:hAnsi="Calibri"/>
@@ -26156,7 +26458,7 @@
       <w:lvlText w:val="•"/>
       <w:lvlJc w:val="left"/>
       <w:pPr>
-        <w:ind w:left="360" w:hanging="360"/>
+        <w:ind w:left="2160" w:hanging="360"/>
       </w:pPr>
       <w:rPr>
         <w:rFonts w:ascii="Calibri" w:cs="Calibri" w:eastAsia="Calibri" w:hAnsi="Calibri"/>
@@ -26338,7 +26640,7 @@
       <w:lvlText w:val="•"/>
       <w:lvlJc w:val="left"/>
       <w:pPr>
-        <w:ind w:left="720" w:hanging="360"/>
+        <w:ind w:left="360" w:hanging="360"/>
       </w:pPr>
       <w:rPr>
         <w:rFonts w:ascii="Calibri" w:cs="Calibri" w:eastAsia="Calibri" w:hAnsi="Calibri"/>
@@ -26702,7 +27004,7 @@
       <w:lvlText w:val="•"/>
       <w:lvlJc w:val="left"/>
       <w:pPr>
-        <w:ind w:left="720" w:hanging="360"/>
+        <w:ind w:left="360" w:hanging="360"/>
       </w:pPr>
       <w:rPr>
         <w:rFonts w:ascii="Calibri" w:cs="Calibri" w:eastAsia="Calibri" w:hAnsi="Calibri"/>
@@ -26884,7 +27186,7 @@
       <w:lvlText w:val="•"/>
       <w:lvlJc w:val="left"/>
       <w:pPr>
-        <w:ind w:left="720" w:hanging="360"/>
+        <w:ind w:left="360" w:hanging="360"/>
       </w:pPr>
       <w:rPr>
         <w:rFonts w:ascii="Calibri" w:cs="Calibri" w:eastAsia="Calibri" w:hAnsi="Calibri"/>
@@ -27066,7 +27368,7 @@
       <w:lvlText w:val="•"/>
       <w:lvlJc w:val="left"/>
       <w:pPr>
-        <w:ind w:left="1440" w:hanging="360"/>
+        <w:ind w:left="720" w:hanging="360"/>
       </w:pPr>
       <w:rPr>
         <w:rFonts w:ascii="Calibri" w:cs="Calibri" w:eastAsia="Calibri" w:hAnsi="Calibri"/>
@@ -27248,7 +27550,7 @@
       <w:lvlText w:val="•"/>
       <w:lvlJc w:val="left"/>
       <w:pPr>
-        <w:ind w:left="2160" w:hanging="360"/>
+        <w:ind w:left="360" w:hanging="360"/>
       </w:pPr>
       <w:rPr>
         <w:rFonts w:ascii="Calibri" w:cs="Calibri" w:eastAsia="Calibri" w:hAnsi="Calibri"/>
@@ -27430,7 +27732,7 @@
       <w:lvlText w:val="•"/>
       <w:lvlJc w:val="left"/>
       <w:pPr>
-        <w:ind w:left="1440" w:hanging="360"/>
+        <w:ind w:left="720" w:hanging="360"/>
       </w:pPr>
       <w:rPr>
         <w:rFonts w:ascii="Calibri" w:cs="Calibri" w:eastAsia="Calibri" w:hAnsi="Calibri"/>
@@ -27612,7 +27914,7 @@
       <w:lvlText w:val="•"/>
       <w:lvlJc w:val="left"/>
       <w:pPr>
-        <w:ind w:left="2160" w:hanging="360"/>
+        <w:ind w:left="360" w:hanging="360"/>
       </w:pPr>
       <w:rPr>
         <w:rFonts w:ascii="Calibri" w:cs="Calibri" w:eastAsia="Calibri" w:hAnsi="Calibri"/>
@@ -27976,7 +28278,7 @@
       <w:lvlText w:val="•"/>
       <w:lvlJc w:val="left"/>
       <w:pPr>
-        <w:ind w:left="360" w:hanging="360"/>
+        <w:ind w:left="720" w:hanging="360"/>
       </w:pPr>
       <w:rPr>
         <w:rFonts w:ascii="Calibri" w:cs="Calibri" w:eastAsia="Calibri" w:hAnsi="Calibri"/>
@@ -28340,7 +28642,7 @@
       <w:lvlText w:val="•"/>
       <w:lvlJc w:val="left"/>
       <w:pPr>
-        <w:ind w:left="360" w:hanging="360"/>
+        <w:ind w:left="720" w:hanging="360"/>
       </w:pPr>
       <w:rPr>
         <w:rFonts w:ascii="Calibri" w:cs="Calibri" w:eastAsia="Calibri" w:hAnsi="Calibri"/>
@@ -28704,7 +29006,7 @@
       <w:lvlText w:val="•"/>
       <w:lvlJc w:val="left"/>
       <w:pPr>
-        <w:ind w:left="360" w:hanging="360"/>
+        <w:ind w:left="1440" w:hanging="360"/>
       </w:pPr>
       <w:rPr>
         <w:rFonts w:ascii="Calibri" w:cs="Calibri" w:eastAsia="Calibri" w:hAnsi="Calibri"/>
